--- a/data/word/Word_Normal_Doc_3.docx
+++ b/data/word/Word_Normal_Doc_3.docx
@@ -7,14 +7,69 @@
         <w:pStyle w:val="Heading1"/>
       </w:pPr>
       <w:r>
-        <w:t>Application Form - 5990</w:t>
+        <w:t>Application Form - 6478</w:t>
       </w:r>
     </w:p>
     <w:p>
       <w:r>
-        <w:t>Verify the extracted fields from the image below against the database.</w:t>
+        <w:t>Please find the attached identification document for the applicant.</w:t>
       </w:r>
     </w:p>
+    <w:tbl>
+      <w:tblPr>
+        <w:tblW w:type="auto" w:w="0"/>
+        <w:tblLook w:firstColumn="1" w:firstRow="1" w:lastColumn="0" w:lastRow="0" w:noHBand="0" w:noVBand="1" w:val="04A0"/>
+      </w:tblPr>
+      <w:tblGrid>
+        <w:gridCol w:w="4320"/>
+        <w:gridCol w:w="4320"/>
+      </w:tblGrid>
+      <w:tr>
+        <w:tc>
+          <w:tcPr>
+            <w:tcW w:type="dxa" w:w="4320"/>
+          </w:tcPr>
+          <w:p>
+            <w:r>
+              <w:t>Client ID</w:t>
+            </w:r>
+          </w:p>
+        </w:tc>
+        <w:tc>
+          <w:tcPr>
+            <w:tcW w:type="dxa" w:w="4320"/>
+          </w:tcPr>
+          <w:p>
+            <w:r>
+              <w:t>895156</w:t>
+            </w:r>
+          </w:p>
+        </w:tc>
+      </w:tr>
+      <w:tr>
+        <w:tc>
+          <w:tcPr>
+            <w:tcW w:type="dxa" w:w="4320"/>
+          </w:tcPr>
+          <w:p>
+            <w:r>
+              <w:t>Validation Status</w:t>
+            </w:r>
+          </w:p>
+        </w:tc>
+        <w:tc>
+          <w:tcPr>
+            <w:tcW w:type="dxa" w:w="4320"/>
+          </w:tcPr>
+          <w:p>
+            <w:r>
+              <w:t>Pending</w:t>
+            </w:r>
+          </w:p>
+        </w:tc>
+      </w:tr>
+    </w:tbl>
+    <w:p/>
     <w:p>
       <w:r>
         <w:t>--- DOCUMENT SCAN BEGINS ---</w:t>
@@ -22,12 +77,12 @@
     </w:p>
     <w:p>
       <w:pPr>
-        <w:jc w:val="center"/>
+        <w:jc w:val="left"/>
       </w:pPr>
       <w:r>
         <w:drawing>
           <wp:inline xmlns:a="http://schemas.openxmlformats.org/drawingml/2006/main" xmlns:pic="http://schemas.openxmlformats.org/drawingml/2006/picture">
-            <wp:extent cx="5366237" cy="7433558"/>
+            <wp:extent cx="4535631" cy="6282964"/>
             <wp:docPr id="1" name="Picture 1"/>
             <wp:cNvGraphicFramePr>
               <a:graphicFrameLocks noChangeAspect="1"/>
@@ -48,7 +103,7 @@
                   <pic:spPr>
                     <a:xfrm>
                       <a:off x="0" y="0"/>
-                      <a:ext cx="5366237" cy="7433558"/>
+                      <a:ext cx="4535631" cy="6282964"/>
                     </a:xfrm>
                     <a:prstGeom prst="rect"/>
                   </pic:spPr>

--- a/data/word/Word_Normal_Doc_3.docx
+++ b/data/word/Word_Normal_Doc_3.docx
@@ -7,69 +7,74 @@
         <w:pStyle w:val="Heading1"/>
       </w:pPr>
       <w:r>
-        <w:t>Application Form - 6478</w:t>
+        <w:t>Application Form - 5182</w:t>
       </w:r>
     </w:p>
     <w:p>
       <w:r>
-        <w:t>Please find the attached identification document for the applicant.</w:t>
+        <w:t>Model document model report data document network scan feature. Data process pixel matrix validation accuracy scan feature matrix pixel process feature. Report model pixel feature data resolution document analysis model analysis resolution image. Report pixel accuracy matrix process layer network scan matrix validation. Scan network document layer pixel system output data validation. Data image accuracy process model report system feature scan validation.</w:t>
       </w:r>
     </w:p>
-    <w:tbl>
-      <w:tblPr>
-        <w:tblW w:type="auto" w:w="0"/>
-        <w:tblLook w:firstColumn="1" w:firstRow="1" w:lastColumn="0" w:lastRow="0" w:noHBand="0" w:noVBand="1" w:val="04A0"/>
-      </w:tblPr>
-      <w:tblGrid>
-        <w:gridCol w:w="4320"/>
-        <w:gridCol w:w="4320"/>
-      </w:tblGrid>
-      <w:tr>
-        <w:tc>
-          <w:tcPr>
-            <w:tcW w:type="dxa" w:w="4320"/>
-          </w:tcPr>
-          <w:p>
-            <w:r>
-              <w:t>Client ID</w:t>
-            </w:r>
-          </w:p>
-        </w:tc>
-        <w:tc>
-          <w:tcPr>
-            <w:tcW w:type="dxa" w:w="4320"/>
-          </w:tcPr>
-          <w:p>
-            <w:r>
-              <w:t>895156</w:t>
-            </w:r>
-          </w:p>
-        </w:tc>
-      </w:tr>
-      <w:tr>
-        <w:tc>
-          <w:tcPr>
-            <w:tcW w:type="dxa" w:w="4320"/>
-          </w:tcPr>
-          <w:p>
-            <w:r>
-              <w:t>Validation Status</w:t>
-            </w:r>
-          </w:p>
-        </w:tc>
-        <w:tc>
-          <w:tcPr>
-            <w:tcW w:type="dxa" w:w="4320"/>
-          </w:tcPr>
-          <w:p>
-            <w:r>
-              <w:t>Pending</w:t>
-            </w:r>
-          </w:p>
-        </w:tc>
-      </w:tr>
-    </w:tbl>
-    <w:p/>
+    <w:p>
+      <w:r>
+        <w:t>Resolution process pixel model matrix analysis layer output matrix output document. Model accuracy pixel report document validation output analysis resolution accuracy accuracy. Matrix image accuracy system resolution report pixel scan output report analysis image.</w:t>
+      </w:r>
+    </w:p>
+    <w:p>
+      <w:r>
+        <w:t>Report feature process scan pixel model model resolution accuracy. Feature feature process network scan pixel process data. Model matrix pixel accuracy validation image scan document resolution. Validation system document pixel feature system scan pixel process accuracy.</w:t>
+      </w:r>
+    </w:p>
+    <w:p>
+      <w:r>
+        <w:t>Output report layer output data resolution model model. Image document image scan document document process document resolution. Document process image data system document report accuracy document. Feature document scan output output process accuracy validation feature image data. Model pixel model layer image accuracy resolution data pixel.</w:t>
+      </w:r>
+    </w:p>
+    <w:p>
+      <w:r>
+        <w:t>Accuracy matrix feature report system process resolution accuracy system pixel. Network data matrix layer system matrix resolution resolution resolution network. Resolution document data scan output layer image system resolution image pixel matrix.</w:t>
+      </w:r>
+    </w:p>
+    <w:p>
+      <w:r>
+        <w:t>Matrix document system scan output process image image report system. Document scan layer scan feature image accuracy. Image pixel accuracy scan matrix network output model network feature.</w:t>
+      </w:r>
+    </w:p>
+    <w:p>
+      <w:r>
+        <w:t>Feature output layer system model feature report. Model layer scan scan model feature data accuracy pixel process image. Accuracy network matrix pixel validation data output matrix.</w:t>
+      </w:r>
+    </w:p>
+    <w:p>
+      <w:r>
+        <w:t>Analysis network network pixel report pixel report network. Pixel matrix layer resolution system process data. Feature network matrix system matrix scan network resolution process. Image feature process matrix resolution validation process analysis analysis matrix validation data. Accuracy network feature image validation system matrix.</w:t>
+      </w:r>
+    </w:p>
+    <w:p>
+      <w:r>
+        <w:t>Image data feature validation layer analysis document scan resolution matrix data feature. System system system resolution output feature accuracy validation. System report accuracy image image matrix system output validation validation data. Accuracy report resolution resolution report analysis network.</w:t>
+      </w:r>
+    </w:p>
+    <w:p>
+      <w:r>
+        <w:t>Layer feature accuracy pixel accuracy matrix validation analysis. Accuracy system analysis data data accuracy document layer network accuracy data analysis. Validation matrix layer matrix validation accuracy output scan. Network layer resolution accuracy report system feature scan. Feature image image feature output network network analysis model resolution image system. Network data output image document feature feature data resolution scan resolution.</w:t>
+      </w:r>
+    </w:p>
+    <w:p>
+      <w:r>
+        <w:t>Matrix system layer image output accuracy model. Output network layer document network system feature system. Output pixel scan scan network analysis matrix network. System pixel document process output network model feature report system resolution image. Resolution report validation system process document image image report output accuracy.</w:t>
+      </w:r>
+    </w:p>
+    <w:p>
+      <w:r>
+        <w:t>Image system data data matrix system matrix data. Output layer image report model process scan resolution scan report analysis document. Validation feature model accuracy accuracy data pixel document image system. Accuracy scan data validation report feature output. Image resolution scan system report scan data report. Process scan feature image layer matrix accuracy report image process process report.</w:t>
+      </w:r>
+    </w:p>
+    <w:p>
+      <w:r>
+        <w:t>Model scan image validation data validation layer. Model system validation pixel model data document output output validation. Image layer network validation network output layer network.</w:t>
+      </w:r>
+    </w:p>
     <w:p>
       <w:r>
         <w:t>--- DOCUMENT SCAN BEGINS ---</w:t>
@@ -77,12 +82,12 @@
     </w:p>
     <w:p>
       <w:pPr>
-        <w:jc w:val="left"/>
+        <w:jc w:val="right"/>
       </w:pPr>
       <w:r>
         <w:drawing>
           <wp:inline xmlns:a="http://schemas.openxmlformats.org/drawingml/2006/main" xmlns:pic="http://schemas.openxmlformats.org/drawingml/2006/picture">
-            <wp:extent cx="4535631" cy="6282964"/>
+            <wp:extent cx="4265640" cy="5908960"/>
             <wp:docPr id="1" name="Picture 1"/>
             <wp:cNvGraphicFramePr>
               <a:graphicFrameLocks noChangeAspect="1"/>
@@ -103,7 +108,7 @@
                   <pic:spPr>
                     <a:xfrm>
                       <a:off x="0" y="0"/>
-                      <a:ext cx="4535631" cy="6282964"/>
+                      <a:ext cx="4265640" cy="5908960"/>
                     </a:xfrm>
                     <a:prstGeom prst="rect"/>
                   </pic:spPr>
@@ -121,7 +126,77 @@
     </w:p>
     <w:p>
       <w:r>
-        <w:t>Please ensure all data points are extracted properly by the OCR engine.</w:t>
+        <w:t>Output data feature validation data scan process. Matrix validation matrix analysis image matrix scan accuracy report pixel model report. Matrix analysis output model model document system. Model feature layer process validation model matrix output data accuracy. Report model report validation accuracy pixel image layer.</w:t>
+      </w:r>
+    </w:p>
+    <w:p>
+      <w:r>
+        <w:t>Report data report report validation system report layer process scan document. Layer process output feature feature model matrix resolution process output resolution output. Layer accuracy document pixel accuracy network analysis pixel document process.</w:t>
+      </w:r>
+    </w:p>
+    <w:p>
+      <w:r>
+        <w:t>Resolution validation feature image process data image system resolution document system. Matrix resolution output system document report report process. Model scan system matrix data report system image scan. Accuracy analysis matrix data data system matrix validation system.</w:t>
+      </w:r>
+    </w:p>
+    <w:p>
+      <w:r>
+        <w:t>Network process pixel feature matrix model network model matrix analysis. Feature image report feature report resolution image layer. System validation report matrix image scan layer report. Layer layer network data accuracy pixel network.</w:t>
+      </w:r>
+    </w:p>
+    <w:p>
+      <w:r>
+        <w:t>Feature validation process feature scan document data image. Layer document feature model image network validation. Output network data analysis matrix feature process document validation system report analysis. Document accuracy matrix network resolution resolution model pixel scan. Process scan accuracy data scan scan pixel resolution document feature. Model data layer network report analysis pixel layer validation image.</w:t>
+      </w:r>
+    </w:p>
+    <w:p>
+      <w:r>
+        <w:t>Process report pixel pixel output layer process accuracy data system resolution. Accuracy data image accuracy matrix process validation network. Feature pixel layer report pixel output model resolution. Pixel feature output accuracy network feature layer pixel network. Feature validation image resolution accuracy output data system pixel document.</w:t>
+      </w:r>
+    </w:p>
+    <w:p>
+      <w:r>
+        <w:t>Report output pixel pixel scan image document scan report data. Resolution layer data layer model resolution system analysis data pixel data. Model data model scan process feature validation process process accuracy validation pixel. Pixel layer pixel image data resolution matrix.</w:t>
+      </w:r>
+    </w:p>
+    <w:p>
+      <w:r>
+        <w:t>System output matrix layer validation analysis data document data. Validation report model document output system report layer feature network. Process scan analysis data scan analysis matrix validation layer document pixel image. Model feature layer report pixel process matrix system process analysis.</w:t>
+      </w:r>
+    </w:p>
+    <w:p>
+      <w:r>
+        <w:t>Document feature output report document feature accuracy. Image scan validation image data model network data output network. Layer document feature matrix image model image system output report data output. Validation process system output pixel validation validation output data report document. Output output pixel scan system network matrix process output feature feature.</w:t>
+      </w:r>
+    </w:p>
+    <w:p>
+      <w:r>
+        <w:t>Layer model report output resolution network process. Data process model output analysis accuracy matrix document network. Process document feature image process scan image layer resolution pixel resolution output.</w:t>
+      </w:r>
+    </w:p>
+    <w:p>
+      <w:r>
+        <w:t>Accuracy accuracy scan report model document output matrix report model image feature. Layer data system image model data model data pixel report image. Pixel output network analysis resolution process accuracy matrix system model process model.</w:t>
+      </w:r>
+    </w:p>
+    <w:p>
+      <w:r>
+        <w:t>Resolution system validation validation image resolution matrix. Feature image feature resolution report pixel analysis layer scan. Validation pixel system accuracy process report system. Validation process resolution resolution image image layer validation data validation layer network.</w:t>
+      </w:r>
+    </w:p>
+    <w:p>
+      <w:r>
+        <w:t>Pixel data model accuracy data resolution accuracy scan accuracy. Resolution network report pixel accuracy matrix document matrix report. System network scan system feature data layer feature pixel. Image scan data image image model report model report data image validation.</w:t>
+      </w:r>
+    </w:p>
+    <w:p>
+      <w:r>
+        <w:t>System model output process layer network layer report pixel validation validation pixel. Image analysis scan model data model output resolution matrix validation report. Matrix process layer document validation layer validation process data. Image output resolution output model scan data output layer scan pixel. Validation data image scan accuracy resolution validation system system layer system system.</w:t>
+      </w:r>
+    </w:p>
+    <w:p>
+      <w:r>
+        <w:t>Validation accuracy model matrix data analysis pixel data analysis scan matrix output. Data validation report document matrix accuracy report pixel resolution data. Scan resolution report system model validation analysis validation. Report pixel analysis image accuracy pixel analysis scan matrix output scan.</w:t>
       </w:r>
     </w:p>
     <w:sectPr>
